--- a/backend/static/templates/legal_letters/petition_template.docx
+++ b/backend/static/templates/legal_letters/petition_template.docx
@@ -161,6 +161,59 @@
             <w:vAlign w:val="bottom"/>
           </w:tcPr>
           <w:p/>
+        </w:tc>
+      </w:tr>
+      <w:tr>
+        <w:tblPrEx>
+          <w:tblCellMar>
+            <w:top w:w="0" w:type="dxa"/>
+            <w:bottom w:w="0" w:type="dxa"/>
+          </w:tblCellMar>
+        </w:tblPrEx>
+        <w:trPr>
+          <w:trHeight w:val="560"/>
+        </w:trPr>
+        <w:tc>
+          <w:tcPr>
+            <w:tcW w:w="2000" w:type="dxa"/>
+            <w:tcBorders>
+              <w:top w:val="none" w:sz="0" w:space="0" w:color="FFFFFF"/>
+              <w:left w:val="none" w:sz="0" w:space="0" w:color="FFFFFF"/>
+              <w:bottom w:val="none" w:sz="0" w:space="0" w:color="FFFFFF"/>
+              <w:right w:val="none" w:sz="0" w:space="0" w:color="FFFFFF"/>
+            </w:tcBorders>
+            <w:tcMar>
+              <w:left w:w="0" w:type="dxa"/>
+              <w:bottom w:w="40" w:type="dxa"/>
+            </w:tcMar>
+            <w:vAlign w:val="bottom"/>
+          </w:tcPr>
+          <w:p>
+            <w:r>
+              <w:rPr>
+                <w:color w:val="222222"/>
+              </w:rPr>
+              <w:t>죄명</w:t>
+            </w:r>
+          </w:p>
+        </w:tc>
+        <w:tc>
+          <w:tcPr>
+            <w:tcW w:w="7638" w:type="dxa"/>
+            <w:tcBorders>
+              <w:top w:val="none" w:sz="0" w:space="0" w:color="FFFFFF"/>
+              <w:left w:val="none" w:sz="0" w:space="0" w:color="FFFFFF"/>
+              <w:bottom w:val="single" w:sz="4" w:space="0" w:color="BFC4CC"/>
+              <w:right w:val="none" w:sz="0" w:space="0" w:color="FFFFFF"/>
+            </w:tcBorders>
+            <w:tcMar>
+              <w:bottom w:w="40" w:type="dxa"/>
+            </w:tcMar>
+            <w:vAlign w:val="bottom"/>
+          </w:tcPr>
+          <w:p>
+            <w:r/>
+          </w:p>
         </w:tc>
       </w:tr>
       <w:tr>

--- a/backend/static/templates/legal_letters/petition_template.docx
+++ b/backend/static/templates/legal_letters/petition_template.docx
@@ -69,7 +69,7 @@
           </w:tblCellMar>
         </w:tblPrEx>
         <w:trPr>
-          <w:trHeight w:val="560"/>
+          <w:trHeight w:val="320" w:hRule="atLeast"/>
         </w:trPr>
         <w:tc>
           <w:tcPr>
@@ -120,7 +120,7 @@
           </w:tblCellMar>
         </w:tblPrEx>
         <w:trPr>
-          <w:trHeight w:val="560"/>
+          <w:trHeight w:val="320" w:hRule="atLeast"/>
         </w:trPr>
         <w:tc>
           <w:tcPr>
@@ -171,7 +171,7 @@
           </w:tblCellMar>
         </w:tblPrEx>
         <w:trPr>
-          <w:trHeight w:val="560"/>
+          <w:trHeight w:val="320" w:hRule="atLeast"/>
         </w:trPr>
         <w:tc>
           <w:tcPr>
@@ -224,7 +224,7 @@
           </w:tblCellMar>
         </w:tblPrEx>
         <w:trPr>
-          <w:trHeight w:val="560"/>
+          <w:trHeight w:val="320" w:hRule="atLeast"/>
         </w:trPr>
         <w:tc>
           <w:tcPr>
@@ -313,7 +313,7 @@
           </w:tblCellMar>
         </w:tblPrEx>
         <w:trPr>
-          <w:trHeight w:val="560"/>
+          <w:trHeight w:val="320" w:hRule="atLeast"/>
         </w:trPr>
         <w:tc>
           <w:tcPr>
@@ -364,7 +364,7 @@
           </w:tblCellMar>
         </w:tblPrEx>
         <w:trPr>
-          <w:trHeight w:val="560"/>
+          <w:trHeight w:val="320" w:hRule="atLeast"/>
         </w:trPr>
         <w:tc>
           <w:tcPr>
@@ -415,7 +415,7 @@
           </w:tblCellMar>
         </w:tblPrEx>
         <w:trPr>
-          <w:trHeight w:val="560"/>
+          <w:trHeight w:val="320" w:hRule="atLeast"/>
         </w:trPr>
         <w:tc>
           <w:tcPr>
@@ -466,7 +466,7 @@
           </w:tblCellMar>
         </w:tblPrEx>
         <w:trPr>
-          <w:trHeight w:val="560"/>
+          <w:trHeight w:val="320" w:hRule="atLeast"/>
         </w:trPr>
         <w:tc>
           <w:tcPr>
@@ -517,7 +517,7 @@
           </w:tblCellMar>
         </w:tblPrEx>
         <w:trPr>
-          <w:trHeight w:val="560"/>
+          <w:trHeight w:val="320" w:hRule="atLeast"/>
         </w:trPr>
         <w:tc>
           <w:tcPr>
